--- a/deliverables/video-7-slides/script/Video_7_Teleprompter_Script_with_Slide_Markers.docx
+++ b/deliverables/video-7-slides/script/Video_7_Teleprompter_Script_with_Slide_Markers.docx
@@ -56,7 +56,7 @@
           <w:color w:val="5A6B82"/>
           <w:sz w:val="21"/>
         </w:rPr>
-        <w:t>Target 1,450–1,700 spoken words. This draft is 1502.</w:t>
+        <w:t>Target 1,450–1,700 spoken words. This draft is 1492.</w:t>
       </w:r>
     </w:p>
     <w:p>
@@ -834,7 +834,7 @@
           <w:color w:val="1A1A1A"/>
           <w:sz w:val="27"/>
         </w:rPr>
-        <w:t>What you can say is this: it was used by every team in the region for two years after I left it. That is concrete, it is verifiable, and it does not pretend to be a calculation.</w:t>
+        <w:t>Continued use is evidence. Record who was still using the system after the handoff, and for how long—but use only the scope and duration you can verify.</w:t>
       </w:r>
     </w:p>
     <w:p>

--- a/deliverables/video-7-slides/script/Video_7_Teleprompter_Script_with_Slide_Markers.docx
+++ b/deliverables/video-7-slides/script/Video_7_Teleprompter_Script_with_Slide_Markers.docx
@@ -86,7 +86,7 @@
           <w:color w:val="1A1A1A"/>
           <w:sz w:val="27"/>
         </w:rPr>
-        <w:t>Some of the most valuable work you have ever done may be the hardest work to describe. Not because it was small. Because it was first.</w:t>
+        <w:t>How do you prove something when there was nothing there before you?</w:t>
       </w:r>
     </w:p>
     <w:p>
@@ -100,7 +100,7 @@
           <w:color w:val="1A1A1A"/>
           <w:sz w:val="27"/>
         </w:rPr>
-        <w:t>If you built something where there had been nothing — a function, a process, a way of deciding, a set of relationships that had never existed in that shape before — then you already know the problem. The work was real. The record of it is thin.</w:t>
+        <w:t>That’s the problem with foundational work. It was real. The record of it is thin.</w:t>
       </w:r>
     </w:p>
     <w:p>
@@ -114,7 +114,21 @@
           <w:color w:val="1A1A1A"/>
           <w:sz w:val="27"/>
         </w:rPr>
-        <w:t>In the next ten minutes I want to give you a way to make that work legible again. Not louder. Legible.</w:t>
+        <w:t>If you built a function, a process, a way of deciding—something that did not exist in that shape before—you already know how hard it is to describe afterwards.</w:t>
+      </w:r>
+    </w:p>
+    <w:p>
+      <w:pPr>
+        <w:spacing w:before="0" w:after="280" w:line="372" w:lineRule="auto"/>
+      </w:pPr>
+      <w:r>
+        <w:rPr>
+          <w:b w:val="0"/>
+          <w:i w:val="0"/>
+          <w:color w:val="1A1A1A"/>
+          <w:sz w:val="27"/>
+        </w:rPr>
+        <w:t>In the next few minutes I’ll give you a way to make that work legible again. Not louder. Legible.</w:t>
       </w:r>
     </w:p>
     <w:p>

--- a/deliverables/video-7-slides/script/Video_7_Teleprompter_Script_with_Slide_Markers.docx
+++ b/deliverables/video-7-slides/script/Video_7_Teleprompter_Script_with_Slide_Markers.docx
@@ -56,7 +56,7 @@
           <w:color w:val="5A6B82"/>
           <w:sz w:val="21"/>
         </w:rPr>
-        <w:t>Target 1,450–1,700 spoken words. This draft is 1492.</w:t>
+        <w:t>Target 1,450–1,700 spoken words. This draft is 1,472.</w:t>
       </w:r>
     </w:p>
     <w:p>
